--- a/project synopsis{bhavya}.docx
+++ b/project synopsis{bhavya}.docx
@@ -21,22 +21,11 @@
       <w:pPr>
         <w:spacing w:after="36" w:line="259" w:lineRule="auto"/>
         <w:ind w:left="133" w:firstLine="0"/>
-        <w:jc w:val="center"/>
-      </w:pPr>
-      <w:r>
         <w:rPr>
           <w:b/>
           <w:color w:val="1B3A8A"/>
           <w:sz w:val="48"/>
         </w:rPr>
-        <w:t xml:space="preserve"> </w:t>
-      </w:r>
-    </w:p>
-    <w:p>
-      <w:pPr>
-        <w:spacing w:after="36" w:line="259" w:lineRule="auto"/>
-        <w:ind w:left="133" w:firstLine="0"/>
-        <w:jc w:val="center"/>
       </w:pPr>
       <w:r>
         <w:rPr>
@@ -44,63 +33,10 @@
           <w:color w:val="1B3A8A"/>
           <w:sz w:val="48"/>
         </w:rPr>
-        <w:t xml:space="preserve"> </w:t>
-      </w:r>
-    </w:p>
-    <w:p>
-      <w:pPr>
-        <w:spacing w:after="0" w:line="259" w:lineRule="auto"/>
-        <w:ind w:left="133" w:firstLine="0"/>
-        <w:jc w:val="center"/>
-      </w:pPr>
-      <w:r>
-        <w:rPr>
-          <w:b/>
-          <w:color w:val="1B3A8A"/>
-          <w:sz w:val="48"/>
-        </w:rPr>
-        <w:t xml:space="preserve"> </w:t>
-      </w:r>
-    </w:p>
-    <w:p>
-      <w:pPr>
-        <w:spacing w:after="127"/>
-        <w:ind w:left="0" w:firstLine="0"/>
-        <w:rPr>
-          <w:rFonts w:asciiTheme="minorHAnsi" w:hAnsiTheme="minorHAnsi" w:cstheme="minorHAnsi"/>
-          <w:b/>
-          <w:color w:val="2E74B5" w:themeColor="accent1" w:themeShade="BF"/>
-          <w:sz w:val="28"/>
-          <w:szCs w:val="28"/>
-        </w:rPr>
-      </w:pPr>
-      <w:r>
-        <w:rPr>
-          <w:b/>
-          <w:color w:val="2E74B5" w:themeColor="accent1" w:themeShade="BF"/>
-          <w:sz w:val="28"/>
-          <w:szCs w:val="28"/>
-        </w:rPr>
-        <w:t xml:space="preserve"> </w:t>
-      </w:r>
-      <w:r>
-        <w:rPr>
-          <w:b/>
-          <w:color w:val="2E74B5" w:themeColor="accent1" w:themeShade="BF"/>
-          <w:sz w:val="28"/>
-          <w:szCs w:val="28"/>
-        </w:rPr>
-        <w:t xml:space="preserve">       </w:t>
-      </w:r>
-      <w:r>
-        <w:rPr>
-          <w:b/>
-          <w:color w:val="2E74B5" w:themeColor="accent1" w:themeShade="BF"/>
-          <w:sz w:val="28"/>
-          <w:szCs w:val="28"/>
-        </w:rPr>
-        <w:t xml:space="preserve"> </w:t>
-      </w:r>
+        <w:t xml:space="preserve">     </w:t>
+      </w:r>
+      <w:bookmarkStart w:id="0" w:name="_GoBack"/>
+      <w:bookmarkEnd w:id="0"/>
       <w:r>
         <w:rPr>
           <w:rFonts w:asciiTheme="minorHAnsi" w:hAnsiTheme="minorHAnsi" w:cstheme="minorHAnsi"/>
@@ -2398,21 +2334,7 @@
         <w:rPr>
           <w:sz w:val="24"/>
         </w:rPr>
-        <w:t xml:space="preserve">Equipping with practical skills in </w:t>
-      </w:r>
-      <w:proofErr w:type="gramStart"/>
-      <w:r>
-        <w:rPr>
-          <w:sz w:val="24"/>
-        </w:rPr>
-        <w:t>AI ,data</w:t>
-      </w:r>
-      <w:proofErr w:type="gramEnd"/>
-      <w:r>
-        <w:rPr>
-          <w:sz w:val="24"/>
-        </w:rPr>
-        <w:t xml:space="preserve"> analytics &amp;business intelligence </w:t>
+        <w:t xml:space="preserve">Equipping with practical skills in AI ,data analytics &amp;business intelligence </w:t>
       </w:r>
     </w:p>
     <w:p>
@@ -2442,21 +2364,12 @@
       <w:r>
         <w:t xml:space="preserve">                                   </w:t>
       </w:r>
-      <w:proofErr w:type="gramStart"/>
       <w:r>
         <w:rPr>
           <w:i/>
           <w:sz w:val="28"/>
         </w:rPr>
-        <w:t>by</w:t>
-      </w:r>
-      <w:proofErr w:type="gramEnd"/>
-      <w:r>
-        <w:rPr>
-          <w:i/>
-          <w:sz w:val="28"/>
-        </w:rPr>
-        <w:t xml:space="preserve">: </w:t>
+        <w:t xml:space="preserve">by: </w:t>
       </w:r>
     </w:p>
     <w:p>
@@ -2552,15 +2465,7 @@
         <w:jc w:val="center"/>
       </w:pPr>
       <w:r>
-        <w:t xml:space="preserve">[Rishi UBR </w:t>
-      </w:r>
-      <w:proofErr w:type="spellStart"/>
-      <w:r>
-        <w:t>Womens</w:t>
-      </w:r>
-      <w:proofErr w:type="spellEnd"/>
-      <w:r>
-        <w:t xml:space="preserve"> College]</w:t>
+        <w:t>[Rishi UBR Womens College]</w:t>
       </w:r>
       <w:r>
         <w:rPr>
@@ -2589,6 +2494,7 @@
           <w:b/>
           <w:sz w:val="28"/>
         </w:rPr>
+        <w:lastRenderedPageBreak/>
         <w:t>Year - 2026</w:t>
       </w:r>
       <w:r>
@@ -2740,25 +2646,7 @@
           <w:sz w:val="20"/>
           <w:szCs w:val="20"/>
         </w:rPr>
-        <w:t xml:space="preserve">I would like to thank the </w:t>
-      </w:r>
-      <w:proofErr w:type="spellStart"/>
-      <w:r>
-        <w:rPr>
-          <w:color w:val="1A1A00"/>
-          <w:sz w:val="20"/>
-          <w:szCs w:val="20"/>
-        </w:rPr>
-        <w:t>Edunet</w:t>
-      </w:r>
-      <w:proofErr w:type="spellEnd"/>
-      <w:r>
-        <w:rPr>
-          <w:color w:val="1A1A00"/>
-          <w:sz w:val="20"/>
-          <w:szCs w:val="20"/>
-        </w:rPr>
-        <w:t xml:space="preserve"> Foundation, Microsoft, LinkedIn, and SAP for providing the resources and training that made this project possible. </w:t>
+        <w:t xml:space="preserve">I would like to thank the Edunet Foundation, Microsoft, LinkedIn, and SAP for providing the resources and training that made this project possible. </w:t>
       </w:r>
     </w:p>
     <w:p>
@@ -5012,21 +4900,7 @@
         <w:rPr>
           <w:color w:val="232300"/>
         </w:rPr>
-        <w:t xml:space="preserve">This project was developed as part of the AICW Fellowship Program organized by </w:t>
-      </w:r>
-      <w:proofErr w:type="spellStart"/>
-      <w:r>
-        <w:rPr>
-          <w:color w:val="232300"/>
-        </w:rPr>
-        <w:t>Edunet</w:t>
-      </w:r>
-      <w:proofErr w:type="spellEnd"/>
-      <w:r>
-        <w:rPr>
-          <w:color w:val="232300"/>
-        </w:rPr>
-        <w:t xml:space="preserve"> Foundation (2026). </w:t>
+        <w:t xml:space="preserve">This project was developed as part of the AICW Fellowship Program organized by Edunet Foundation (2026). </w:t>
       </w:r>
     </w:p>
     <w:p>
@@ -5839,23 +5713,7 @@
         <w:ind w:firstLine="360"/>
       </w:pPr>
       <w:r>
-        <w:t xml:space="preserve">AI </w:t>
-      </w:r>
-      <w:proofErr w:type="spellStart"/>
-      <w:r>
-        <w:t>Chatbot</w:t>
-      </w:r>
-      <w:proofErr w:type="spellEnd"/>
-      <w:r>
-        <w:t xml:space="preserve"> (</w:t>
-      </w:r>
-      <w:proofErr w:type="spellStart"/>
-      <w:r>
-        <w:t>ChatGPT</w:t>
-      </w:r>
-      <w:proofErr w:type="spellEnd"/>
-      <w:r>
-        <w:t xml:space="preserve"> or Copilot) Out of scope: </w:t>
+        <w:t xml:space="preserve">AI Chatbot (ChatGPT or Copilot) Out of scope: </w:t>
       </w:r>
     </w:p>
     <w:p>
@@ -6440,15 +6298,7 @@
         <w:ind w:right="159" w:hanging="360"/>
       </w:pPr>
       <w:r>
-        <w:t xml:space="preserve">AI tools such as </w:t>
-      </w:r>
-      <w:proofErr w:type="spellStart"/>
-      <w:r>
-        <w:t>ChatGPT</w:t>
-      </w:r>
-      <w:proofErr w:type="spellEnd"/>
-      <w:r>
-        <w:t xml:space="preserve"> and Microsoft Copilot help automate data interpretation and report generation. </w:t>
+        <w:t xml:space="preserve">AI tools such as ChatGPT and Microsoft Copilot help automate data interpretation and report generation. </w:t>
       </w:r>
     </w:p>
     <w:p>
@@ -7084,39 +6934,7 @@
           <w:b w:val="0"/>
           <w:sz w:val="22"/>
         </w:rPr>
-        <w:t xml:space="preserve">AI </w:t>
-      </w:r>
-      <w:proofErr w:type="spellStart"/>
-      <w:r>
-        <w:rPr>
-          <w:b w:val="0"/>
-          <w:sz w:val="22"/>
-        </w:rPr>
-        <w:t>Chatbots</w:t>
-      </w:r>
-      <w:proofErr w:type="spellEnd"/>
-      <w:r>
-        <w:rPr>
-          <w:b w:val="0"/>
-          <w:sz w:val="22"/>
-        </w:rPr>
-        <w:t xml:space="preserve"> (</w:t>
-      </w:r>
-      <w:proofErr w:type="spellStart"/>
-      <w:r>
-        <w:rPr>
-          <w:b w:val="0"/>
-          <w:sz w:val="22"/>
-        </w:rPr>
-        <w:t>ChatGPT</w:t>
-      </w:r>
-      <w:proofErr w:type="spellEnd"/>
-      <w:r>
-        <w:rPr>
-          <w:b w:val="0"/>
-          <w:sz w:val="22"/>
-        </w:rPr>
-        <w:t xml:space="preserve"> / Copilot) </w:t>
+        <w:t xml:space="preserve">AI Chatbots (ChatGPT / Copilot) </w:t>
       </w:r>
     </w:p>
     <w:p>
@@ -7624,43 +7442,7 @@
           <w:sz w:val="22"/>
           <w:szCs w:val="22"/>
         </w:rPr>
-        <w:t xml:space="preserve">It follows a structured approach to convert raw data into meaningful patterns and </w:t>
-      </w:r>
-      <w:proofErr w:type="spellStart"/>
-      <w:r>
-        <w:rPr>
-          <w:rFonts w:ascii="Arial" w:hAnsi="Arial" w:cs="Arial"/>
-          <w:sz w:val="22"/>
-          <w:szCs w:val="22"/>
-        </w:rPr>
-        <w:t>trends</w:t>
-      </w:r>
-      <w:proofErr w:type="gramStart"/>
-      <w:r>
-        <w:rPr>
-          <w:rFonts w:ascii="Arial" w:hAnsi="Arial" w:cs="Arial"/>
-          <w:sz w:val="22"/>
-          <w:szCs w:val="22"/>
-        </w:rPr>
-        <w:t>.“</w:t>
-      </w:r>
-      <w:proofErr w:type="gramEnd"/>
-      <w:r>
-        <w:rPr>
-          <w:rFonts w:ascii="Arial" w:hAnsi="Arial" w:cs="Arial"/>
-          <w:sz w:val="22"/>
-          <w:szCs w:val="22"/>
-        </w:rPr>
-        <w:t>The</w:t>
-      </w:r>
-      <w:proofErr w:type="spellEnd"/>
-      <w:r>
-        <w:rPr>
-          <w:rFonts w:ascii="Arial" w:hAnsi="Arial" w:cs="Arial"/>
-          <w:sz w:val="22"/>
-          <w:szCs w:val="22"/>
-        </w:rPr>
-        <w:t xml:space="preserve"> process ensures that insights generated are aligned with real-world business needs.”</w:t>
+        <w:t>It follows a structured approach to convert raw data into meaningful patterns and trends.“The process ensures that insights generated are aligned with real-world business needs.”</w:t>
       </w:r>
     </w:p>
     <w:p>
@@ -7908,15 +7690,7 @@
       </w:pPr>
       <w:r>
         <w:lastRenderedPageBreak/>
-        <w:t xml:space="preserve">Use </w:t>
-      </w:r>
-      <w:proofErr w:type="spellStart"/>
-      <w:r>
-        <w:t>ChatGPT</w:t>
-      </w:r>
-      <w:proofErr w:type="spellEnd"/>
-      <w:r>
-        <w:t xml:space="preserve">/Copilot for insight generation and report writing. </w:t>
+        <w:t xml:space="preserve">Use ChatGPT/Copilot for insight generation and report writing. </w:t>
       </w:r>
     </w:p>
     <w:p/>
@@ -8085,15 +7859,7 @@
         <w:ind w:right="171" w:hanging="360"/>
       </w:pPr>
       <w:r>
-        <w:t xml:space="preserve">External Entity (Customer): Provides personal details (Age, Gender, </w:t>
-      </w:r>
-      <w:proofErr w:type="gramStart"/>
-      <w:r>
-        <w:t>City</w:t>
-      </w:r>
-      <w:proofErr w:type="gramEnd"/>
-      <w:r>
-        <w:t xml:space="preserve">) and financial requests (Loan applications, EMI payments). </w:t>
+        <w:t xml:space="preserve">External Entity (Customer): Provides personal details (Age, Gender, City) and financial requests (Loan applications, EMI payments). </w:t>
       </w:r>
     </w:p>
     <w:p>
@@ -8444,29 +8210,10 @@
         <w:rPr>
           <w:i/>
         </w:rPr>
-        <w:t xml:space="preserve">Example </w:t>
-      </w:r>
-      <w:proofErr w:type="spellStart"/>
-      <w:r>
-        <w:rPr>
-          <w:i/>
-        </w:rPr>
-        <w:t>Logic</w:t>
-      </w:r>
-      <w:proofErr w:type="gramStart"/>
-      <w:r>
-        <w:rPr>
-          <w:i/>
-        </w:rPr>
-        <w:t>:</w:t>
-      </w:r>
-      <w:r>
-        <w:t>Financial</w:t>
-      </w:r>
-      <w:proofErr w:type="spellEnd"/>
-      <w:proofErr w:type="gramEnd"/>
-      <w:r>
-        <w:t xml:space="preserve"> Health Score = Savings, Investments, Credit Score ● Output: Risk Level (Low/Medium/High) and Financial Health Score (Columns N, O). </w:t>
+        <w:t>Example Logic:</w:t>
+      </w:r>
+      <w:r>
+        <w:t xml:space="preserve">Financial Health Score = Savings, Investments, Credit Score ● Output: Risk Level (Low/Medium/High) and Financial Health Score (Columns N, O). </w:t>
       </w:r>
     </w:p>
     <w:p>
@@ -9992,21 +9739,7 @@
               <w:rPr>
                 <w:sz w:val="28"/>
               </w:rPr>
-              <w:t xml:space="preserve">AI </w:t>
-            </w:r>
-            <w:proofErr w:type="spellStart"/>
-            <w:r>
-              <w:rPr>
-                <w:sz w:val="28"/>
-              </w:rPr>
-              <w:t>Chatbot</w:t>
-            </w:r>
-            <w:proofErr w:type="spellEnd"/>
-            <w:r>
-              <w:rPr>
-                <w:sz w:val="28"/>
-              </w:rPr>
-              <w:t xml:space="preserve"> </w:t>
+              <w:t xml:space="preserve">AI Chatbot </w:t>
             </w:r>
           </w:p>
         </w:tc>
@@ -10942,19 +10675,11 @@
           <w:color w:val="0D0D0D" w:themeColor="text1" w:themeTint="F2"/>
         </w:rPr>
       </w:pPr>
-      <w:proofErr w:type="spellStart"/>
       <w:r>
         <w:rPr>
           <w:color w:val="0D0D0D" w:themeColor="text1" w:themeTint="F2"/>
         </w:rPr>
-        <w:t>Edunet</w:t>
-      </w:r>
-      <w:proofErr w:type="spellEnd"/>
-      <w:r>
-        <w:rPr>
-          <w:color w:val="0D0D0D" w:themeColor="text1" w:themeTint="F2"/>
-        </w:rPr>
-        <w:t xml:space="preserve"> foundation | LinkedIn  </w:t>
+        <w:t xml:space="preserve">Edunet foundation | LinkedIn  </w:t>
       </w:r>
     </w:p>
     <w:p>
@@ -11305,21 +11030,7 @@
         <w:rPr>
           <w:color w:val="0D0D0D" w:themeColor="text1" w:themeTint="F2"/>
         </w:rPr>
-        <w:t xml:space="preserve">AI Tool Used: </w:t>
-      </w:r>
-      <w:proofErr w:type="spellStart"/>
-      <w:r>
-        <w:rPr>
-          <w:color w:val="0D0D0D" w:themeColor="text1" w:themeTint="F2"/>
-        </w:rPr>
-        <w:t>ChatGPT</w:t>
-      </w:r>
-      <w:proofErr w:type="spellEnd"/>
-      <w:r>
-        <w:rPr>
-          <w:color w:val="0D0D0D" w:themeColor="text1" w:themeTint="F2"/>
-        </w:rPr>
-        <w:t xml:space="preserve"> </w:t>
+        <w:t xml:space="preserve">AI Tool Used: ChatGPT </w:t>
       </w:r>
     </w:p>
     <w:p>
@@ -11642,8 +11353,6 @@
           <w:sz w:val="20"/>
         </w:rPr>
       </w:pPr>
-      <w:bookmarkStart w:id="0" w:name="_GoBack"/>
-      <w:bookmarkEnd w:id="0"/>
       <w:r>
         <w:rPr>
           <w:color w:val="607D8B"/>
@@ -11750,13 +11459,8 @@
         <w:t>Power BI dashboards helped visu</w:t>
       </w:r>
       <w:r>
-        <w:t xml:space="preserve">alize </w:t>
-      </w:r>
-      <w:proofErr w:type="spellStart"/>
-      <w:r>
-        <w:t>financia</w:t>
-      </w:r>
-      <w:proofErr w:type="spellEnd"/>
+        <w:t>alize financia</w:t>
+      </w:r>
       <w:r>
         <w:rPr>
           <w:noProof/>
@@ -12404,15 +12108,7 @@
         </w:rPr>
       </w:pPr>
       <w:r>
-        <w:t xml:space="preserve">Overall, </w:t>
-      </w:r>
-      <w:proofErr w:type="gramStart"/>
-      <w:r>
-        <w:t>This</w:t>
-      </w:r>
-      <w:proofErr w:type="gramEnd"/>
-      <w:r>
-        <w:t xml:space="preserve"> project not only focuses on data analysis but also addresses real-wor</w:t>
+        <w:t>Overall, This project not only focuses on data analysis but also addresses real-wor</w:t>
       </w:r>
       <w:r>
         <w:t xml:space="preserve">ld business challenges in the </w:t>
@@ -12646,21 +12342,12 @@
         <w:spacing w:after="262" w:line="256" w:lineRule="auto"/>
         <w:ind w:hanging="340"/>
       </w:pPr>
-      <w:proofErr w:type="spellStart"/>
       <w:r>
         <w:rPr>
           <w:rFonts w:ascii="Times New Roman" w:eastAsia="Times New Roman" w:hAnsi="Times New Roman" w:cs="Times New Roman"/>
           <w:sz w:val="24"/>
         </w:rPr>
-        <w:t>Edunet</w:t>
-      </w:r>
-      <w:proofErr w:type="spellEnd"/>
-      <w:r>
-        <w:rPr>
-          <w:rFonts w:ascii="Times New Roman" w:eastAsia="Times New Roman" w:hAnsi="Times New Roman" w:cs="Times New Roman"/>
-          <w:sz w:val="24"/>
-        </w:rPr>
-        <w:t xml:space="preserve"> Foundation. </w:t>
+        <w:t xml:space="preserve">Edunet Foundation. </w:t>
       </w:r>
       <w:r>
         <w:rPr>
@@ -12688,35 +12375,13 @@
         <w:ind w:hanging="340"/>
       </w:pPr>
       <w:r>
-        <w:t xml:space="preserve">Chat GPT by </w:t>
-      </w:r>
-      <w:proofErr w:type="spellStart"/>
-      <w:r>
-        <w:t>OpenAI</w:t>
-      </w:r>
-      <w:proofErr w:type="spellEnd"/>
-      <w:r>
-        <w:t xml:space="preserve">. </w:t>
+        <w:t xml:space="preserve">Chat GPT by OpenAI. </w:t>
       </w:r>
       <w:r>
         <w:rPr>
           <w:b/>
         </w:rPr>
-        <w:t xml:space="preserve">AI </w:t>
-      </w:r>
-      <w:proofErr w:type="spellStart"/>
-      <w:r>
-        <w:rPr>
-          <w:b/>
-        </w:rPr>
-        <w:t>Chatbot</w:t>
-      </w:r>
-      <w:proofErr w:type="spellEnd"/>
-      <w:r>
-        <w:rPr>
-          <w:b/>
-        </w:rPr>
-        <w:t xml:space="preserve"> for Data Analysis and Content Generation.</w:t>
+        <w:t>AI Chatbot for Data Analysis and Content Generation.</w:t>
       </w:r>
       <w:r>
         <w:t xml:space="preserve"> Available at:</w:t>
@@ -12883,21 +12548,12 @@
         <w:spacing w:after="0" w:line="256" w:lineRule="auto"/>
         <w:ind w:hanging="340"/>
       </w:pPr>
-      <w:proofErr w:type="spellStart"/>
       <w:r>
         <w:rPr>
           <w:rFonts w:ascii="Times New Roman" w:eastAsia="Times New Roman" w:hAnsi="Times New Roman" w:cs="Times New Roman"/>
           <w:sz w:val="24"/>
         </w:rPr>
-        <w:t>Kaggle</w:t>
-      </w:r>
-      <w:proofErr w:type="spellEnd"/>
-      <w:r>
-        <w:rPr>
-          <w:rFonts w:ascii="Times New Roman" w:eastAsia="Times New Roman" w:hAnsi="Times New Roman" w:cs="Times New Roman"/>
-          <w:sz w:val="24"/>
-        </w:rPr>
-        <w:t xml:space="preserve">. </w:t>
+        <w:t xml:space="preserve">Kaggle. </w:t>
       </w:r>
       <w:r>
         <w:rPr>
@@ -15799,37 +15455,12 @@
         </mc:Fallback>
       </mc:AlternateContent>
     </w:r>
-    <w:proofErr w:type="spellStart"/>
     <w:r>
       <w:rPr>
         <w:color w:val="607D8B"/>
         <w:sz w:val="16"/>
       </w:rPr>
-      <w:t>Edunet</w:t>
-    </w:r>
-    <w:proofErr w:type="spellEnd"/>
-    <w:r>
-      <w:rPr>
-        <w:color w:val="607D8B"/>
-        <w:sz w:val="16"/>
-      </w:rPr>
-      <w:t xml:space="preserve"> Foundation </w:t>
-    </w:r>
-    <w:proofErr w:type="gramStart"/>
-    <w:r>
-      <w:rPr>
-        <w:color w:val="607D8B"/>
-        <w:sz w:val="16"/>
-      </w:rPr>
-      <w:t>|  LinkedIn</w:t>
-    </w:r>
-    <w:proofErr w:type="gramEnd"/>
-    <w:r>
-      <w:rPr>
-        <w:color w:val="607D8B"/>
-        <w:sz w:val="16"/>
-      </w:rPr>
-      <w:t xml:space="preserve">     </w:t>
+      <w:t xml:space="preserve">Edunet Foundation |  LinkedIn     </w:t>
     </w:r>
     <w:r>
       <w:rPr>
@@ -15858,7 +15489,7 @@
         <w:color w:val="1B3A8A"/>
         <w:sz w:val="16"/>
       </w:rPr>
-      <w:t>22</w:t>
+      <w:t>20</w:t>
     </w:r>
     <w:r>
       <w:rPr>
@@ -15979,37 +15610,12 @@
         </mc:Fallback>
       </mc:AlternateContent>
     </w:r>
-    <w:proofErr w:type="spellStart"/>
     <w:r>
       <w:rPr>
         <w:color w:val="607D8B"/>
         <w:sz w:val="16"/>
       </w:rPr>
-      <w:t>Edunet</w:t>
-    </w:r>
-    <w:proofErr w:type="spellEnd"/>
-    <w:r>
-      <w:rPr>
-        <w:color w:val="607D8B"/>
-        <w:sz w:val="16"/>
-      </w:rPr>
-      <w:t xml:space="preserve"> Foundation </w:t>
-    </w:r>
-    <w:proofErr w:type="gramStart"/>
-    <w:r>
-      <w:rPr>
-        <w:color w:val="607D8B"/>
-        <w:sz w:val="16"/>
-      </w:rPr>
-      <w:t>|  LinkedIn</w:t>
-    </w:r>
-    <w:proofErr w:type="gramEnd"/>
-    <w:r>
-      <w:rPr>
-        <w:color w:val="607D8B"/>
-        <w:sz w:val="16"/>
-      </w:rPr>
-      <w:t xml:space="preserve">     </w:t>
+      <w:t xml:space="preserve">Edunet Foundation |  LinkedIn     </w:t>
     </w:r>
     <w:r>
       <w:rPr>
@@ -16159,37 +15765,12 @@
         </mc:Fallback>
       </mc:AlternateContent>
     </w:r>
-    <w:proofErr w:type="spellStart"/>
     <w:r>
       <w:rPr>
         <w:color w:val="607D8B"/>
         <w:sz w:val="16"/>
       </w:rPr>
-      <w:t>Edunet</w:t>
-    </w:r>
-    <w:proofErr w:type="spellEnd"/>
-    <w:r>
-      <w:rPr>
-        <w:color w:val="607D8B"/>
-        <w:sz w:val="16"/>
-      </w:rPr>
-      <w:t xml:space="preserve"> Foundation </w:t>
-    </w:r>
-    <w:proofErr w:type="gramStart"/>
-    <w:r>
-      <w:rPr>
-        <w:color w:val="607D8B"/>
-        <w:sz w:val="16"/>
-      </w:rPr>
-      <w:t>|  LinkedIn</w:t>
-    </w:r>
-    <w:proofErr w:type="gramEnd"/>
-    <w:r>
-      <w:rPr>
-        <w:color w:val="607D8B"/>
-        <w:sz w:val="16"/>
-      </w:rPr>
-      <w:t xml:space="preserve">     </w:t>
+      <w:t xml:space="preserve">Edunet Foundation |  LinkedIn     </w:t>
     </w:r>
     <w:r>
       <w:rPr>
@@ -24507,11 +24088,11 @@
         </c:dLbls>
         <c:gapWidth val="219"/>
         <c:overlap val="-27"/>
-        <c:axId val="-2001452864"/>
-        <c:axId val="-2001450688"/>
+        <c:axId val="1411746432"/>
+        <c:axId val="1411755136"/>
       </c:barChart>
       <c:catAx>
-        <c:axId val="-2001452864"/>
+        <c:axId val="1411746432"/>
         <c:scaling>
           <c:orientation val="minMax"/>
         </c:scaling>
@@ -24554,7 +24135,7 @@
             <a:endParaRPr lang="en-US"/>
           </a:p>
         </c:txPr>
-        <c:crossAx val="-2001450688"/>
+        <c:crossAx val="1411755136"/>
         <c:crosses val="autoZero"/>
         <c:auto val="1"/>
         <c:lblAlgn val="ctr"/>
@@ -24562,7 +24143,7 @@
         <c:noMultiLvlLbl val="0"/>
       </c:catAx>
       <c:valAx>
-        <c:axId val="-2001450688"/>
+        <c:axId val="1411755136"/>
         <c:scaling>
           <c:orientation val="minMax"/>
         </c:scaling>
@@ -24613,7 +24194,7 @@
             <a:endParaRPr lang="en-US"/>
           </a:p>
         </c:txPr>
-        <c:crossAx val="-2001452864"/>
+        <c:crossAx val="1411746432"/>
         <c:crosses val="autoZero"/>
         <c:crossBetween val="between"/>
       </c:valAx>
